--- a/Docs/SecurityDocs/AD10-LETTER TO BE OBTAINED FROM THE DIRECTORS IN CASES WHERE ADVANCES HAVE BEEN PERMITTED TO PRIVATE LIMITED LIMITED COMPANIES.docx
+++ b/Docs/SecurityDocs/AD10-LETTER TO BE OBTAINED FROM THE DIRECTORS IN CASES WHERE ADVANCES HAVE BEEN PERMITTED TO PRIVATE LIMITED LIMITED COMPANIES.docx
@@ -1,6 +1,6 @@
 
 <file path=word/document.xml><?xml version="1.0" encoding="utf-8"?>
-<w:document xmlns:wpc="http://schemas.microsoft.com/office/word/2010/wordprocessingCanvas" xmlns:cx="http://schemas.microsoft.com/office/drawing/2014/chartex" xmlns:cx1="http://schemas.microsoft.com/office/drawing/2015/9/8/chartex" xmlns:cx2="http://schemas.microsoft.com/office/drawing/2015/10/21/chartex" xmlns:cx3="http://schemas.microsoft.com/office/drawing/2016/5/9/chartex" xmlns:cx4="http://schemas.microsoft.com/office/drawing/2016/5/10/chartex" xmlns:cx5="http://schemas.microsoft.com/office/drawing/2016/5/11/chartex" xmlns:cx6="http://schemas.microsoft.com/office/drawing/2016/5/12/chartex" xmlns:cx7="http://schemas.microsoft.com/office/drawing/2016/5/13/chartex" xmlns:cx8="http://schemas.microsoft.com/office/drawing/2016/5/14/chartex" xmlns:mc="http://schemas.openxmlformats.org/markup-compatibility/2006" xmlns:aink="http://schemas.microsoft.com/office/drawing/2016/ink" xmlns:am3d="http://schemas.microsoft.com/office/drawing/2017/model3d" xmlns:o="urn:schemas-microsoft-com:office:office" xmlns:oel="http://schemas.microsoft.com/office/2019/extlst" xmlns:r="http://schemas.openxmlformats.org/officeDocument/2006/relationships" xmlns:m="http://schemas.openxmlformats.org/officeDocument/2006/math" xmlns:v="urn:schemas-microsoft-com:vml" xmlns:wp14="http://schemas.microsoft.com/office/word/2010/wordprocessingDrawing" xmlns:wp="http://schemas.openxmlformats.org/drawingml/2006/wordprocessingDrawing" xmlns:w10="urn:schemas-microsoft-com:office:word" xmlns:w="http://schemas.openxmlformats.org/wordprocessingml/2006/main" xmlns:w14="http://schemas.microsoft.com/office/word/2010/wordml" xmlns:w15="http://schemas.microsoft.com/office/word/2012/wordml" xmlns:w16cei="http://schemas.microsoft.com/office/word/2026/wordml/cei" xmlns:w16cex="http://schemas.microsoft.com/office/word/2018/wordml/cex" xmlns:w16cid="http://schemas.microsoft.com/office/word/2016/wordml/cid" xmlns:w16="http://schemas.microsoft.com/office/word/2018/wordml" xmlns:w16du="http://schemas.microsoft.com/office/word/2023/wordml/word16du" xmlns:w16sdtdh="http://schemas.microsoft.com/office/word/2020/wordml/sdtdatahash" xmlns:w16sdtfl="http://schemas.microsoft.com/office/word/2024/wordml/sdtformatlock" xmlns:w16se="http://schemas.microsoft.com/office/word/2015/wordml/symex" xmlns:wpg="http://schemas.microsoft.com/office/word/2010/wordprocessingGroup" xmlns:wpi="http://schemas.microsoft.com/office/word/2010/wordprocessingInk" xmlns:wne="http://schemas.microsoft.com/office/word/2006/wordml" xmlns:wps="http://schemas.microsoft.com/office/word/2010/wordprocessingShape" mc:Ignorable="w14 w15 w16se w16cid w16 w16cex w16sdtdh w16sdtfl w16du wp14">
+<w:document xmlns:wpc="http://schemas.microsoft.com/office/word/2010/wordprocessingCanvas" xmlns:cx="http://schemas.microsoft.com/office/drawing/2014/chartex" xmlns:cx1="http://schemas.microsoft.com/office/drawing/2015/9/8/chartex" xmlns:cx2="http://schemas.microsoft.com/office/drawing/2015/10/21/chartex" xmlns:cx3="http://schemas.microsoft.com/office/drawing/2016/5/9/chartex" xmlns:cx4="http://schemas.microsoft.com/office/drawing/2016/5/10/chartex" xmlns:cx5="http://schemas.microsoft.com/office/drawing/2016/5/11/chartex" xmlns:cx6="http://schemas.microsoft.com/office/drawing/2016/5/12/chartex" xmlns:cx7="http://schemas.microsoft.com/office/drawing/2016/5/13/chartex" xmlns:cx8="http://schemas.microsoft.com/office/drawing/2016/5/14/chartex" xmlns:mc="http://schemas.openxmlformats.org/markup-compatibility/2006" xmlns:aink="http://schemas.microsoft.com/office/drawing/2016/ink" xmlns:am3d="http://schemas.microsoft.com/office/drawing/2017/model3d" xmlns:o="urn:schemas-microsoft-com:office:office" xmlns:oel="http://schemas.microsoft.com/office/2019/extlst" xmlns:r="http://schemas.openxmlformats.org/officeDocument/2006/relationships" xmlns:m="http://schemas.openxmlformats.org/officeDocument/2006/math" xmlns:v="urn:schemas-microsoft-com:vml" xmlns:wp14="http://schemas.microsoft.com/office/word/2010/wordprocessingDrawing" xmlns:wp="http://schemas.openxmlformats.org/drawingml/2006/wordprocessingDrawing" xmlns:w10="urn:schemas-microsoft-com:office:word" xmlns:w="http://schemas.openxmlformats.org/wordprocessingml/2006/main" xmlns:w14="http://schemas.microsoft.com/office/word/2010/wordml" xmlns:w15="http://schemas.microsoft.com/office/word/2012/wordml" xmlns:w16cex="http://schemas.microsoft.com/office/word/2018/wordml/cex" xmlns:w16cid="http://schemas.microsoft.com/office/word/2016/wordml/cid" xmlns:w16="http://schemas.microsoft.com/office/word/2018/wordml" xmlns:w16du="http://schemas.microsoft.com/office/word/2023/wordml/word16du" xmlns:w16sdtdh="http://schemas.microsoft.com/office/word/2020/wordml/sdtdatahash" xmlns:w16sdtfl="http://schemas.microsoft.com/office/word/2024/wordml/sdtformatlock" xmlns:w16se="http://schemas.microsoft.com/office/word/2015/wordml/symex" xmlns:wpg="http://schemas.microsoft.com/office/word/2010/wordprocessingGroup" xmlns:wpi="http://schemas.microsoft.com/office/word/2010/wordprocessingInk" xmlns:wne="http://schemas.microsoft.com/office/word/2006/wordml" xmlns:wps="http://schemas.microsoft.com/office/word/2010/wordprocessingShape" mc:Ignorable="w14 w15 w16se w16cid w16 w16cex w16sdtdh w16sdtfl w16du wp14">
   <w:body>
     <w:p>
       <w:pPr>
@@ -43,12 +43,29 @@
         <w:tab/>
       </w:r>
       <w:r>
-        <w:t xml:space="preserve">Date: {{DATE}} </w:t>
+        <w:t xml:space="preserve">Date: </w:t>
+      </w:r>
+      <w:r>
+        <w:rPr>
+          <w:b/>
+          <w:bCs/>
+        </w:rPr>
+        <w:t>{{DATE}}</w:t>
+      </w:r>
+      <w:r>
+        <w:t xml:space="preserve"> </w:t>
       </w:r>
     </w:p>
     <w:p>
       <w:r>
-        <w:t xml:space="preserve">{{BRANCH_NAME}} Branch </w:t>
+        <w:rPr>
+          <w:b/>
+          <w:bCs/>
+        </w:rPr>
+        <w:t>{{BRANCH_NAME}}</w:t>
+      </w:r>
+      <w:r>
+        <w:t xml:space="preserve"> Branch </w:t>
       </w:r>
     </w:p>
     <w:p/>
@@ -78,7 +95,27 @@
         <w:jc w:val="both"/>
       </w:pPr>
       <w:r>
-        <w:t xml:space="preserve">In consideration of Union Bank of India having granted/or agreed to grant in favour of {{COMPANY_NAME}} various credit facilities and/or any other Banking accommodation from time to time as may be required by the said {{COMPANY_NAME}} and conveyed by the Bank, I/we, the undersigned, do hereby undertake to abide as follows: </w:t>
+        <w:t xml:space="preserve">In consideration of Union Bank of India having granted/or agreed to grant in favour of </w:t>
+      </w:r>
+      <w:r>
+        <w:rPr>
+          <w:b/>
+          <w:bCs/>
+        </w:rPr>
+        <w:t>{{COMPANY_NAME}}</w:t>
+      </w:r>
+      <w:r>
+        <w:t xml:space="preserve"> various credit facilities and/or any other Banking accommodation from time to time as may be required by the said </w:t>
+      </w:r>
+      <w:r>
+        <w:rPr>
+          <w:b/>
+          <w:bCs/>
+        </w:rPr>
+        <w:t>{{COMPANY_NAME}}</w:t>
+      </w:r>
+      <w:r>
+        <w:t xml:space="preserve"> and conveyed by the Bank, I/we, the undersigned, do hereby undertake to abide as follows: </w:t>
       </w:r>
     </w:p>
     <w:p>
@@ -90,7 +127,17 @@
         <w:jc w:val="both"/>
       </w:pPr>
       <w:r>
-        <w:t xml:space="preserve">that in the event of the said Company {{COMPANY_NAME}} having depicted cash losses or adverse current Ratio or any other adverse features as may be apparent to the Bank, like diversion of funds, etc, we, the undersigned, in our capacity as the Directors of the company, do hereby undertake to execute the guarantees in our joint and several personal capacities to the Bank against the various credit facilities sanctioned or to be sanctioned by Union Bank of India to the said Company and/or any other banking accommodation from time to time to the said Company as and when called upon by the Bank. </w:t>
+        <w:t xml:space="preserve">that in the event of the said Company </w:t>
+      </w:r>
+      <w:r>
+        <w:rPr>
+          <w:b/>
+          <w:bCs/>
+        </w:rPr>
+        <w:t xml:space="preserve">{{COMPANY_NAME}} </w:t>
+      </w:r>
+      <w:r>
+        <w:t xml:space="preserve">having depicted cash losses or adverse current Ratio or any other adverse features as may be apparent to the Bank, like diversion of funds, etc, we, the undersigned, in our capacity as the Directors of the company, do hereby undertake to execute the guarantees in our joint and several personal capacities to the Bank against the various credit facilities sanctioned or to be sanctioned by Union Bank of India to the said Company and/or any other banking accommodation from time to time to the said Company as and when called upon by the Bank. </w:t>
       </w:r>
     </w:p>
     <w:p>
@@ -144,24 +191,48 @@
     <w:p>
       <w:pPr>
         <w:ind w:left="2160"/>
-      </w:pPr>
-      <w:r>
+        <w:rPr>
+          <w:b/>
+          <w:bCs/>
+        </w:rPr>
+      </w:pPr>
+      <w:r>
+        <w:rPr>
+          <w:b/>
+          <w:bCs/>
+        </w:rPr>
         <w:t>{{DIRECTOR_1_NAME}}</w:t>
       </w:r>
     </w:p>
     <w:p>
       <w:pPr>
         <w:ind w:left="2160"/>
-      </w:pPr>
-      <w:r>
+        <w:rPr>
+          <w:b/>
+          <w:bCs/>
+        </w:rPr>
+      </w:pPr>
+      <w:r>
+        <w:rPr>
+          <w:b/>
+          <w:bCs/>
+        </w:rPr>
         <w:t>{{DIRECTOR_2_NAME}}</w:t>
       </w:r>
     </w:p>
     <w:p>
       <w:pPr>
         <w:ind w:left="2160"/>
-      </w:pPr>
-      <w:r>
+        <w:rPr>
+          <w:b/>
+          <w:bCs/>
+        </w:rPr>
+      </w:pPr>
+      <w:r>
+        <w:rPr>
+          <w:b/>
+          <w:bCs/>
+        </w:rPr>
         <w:t>{{DIRECTOR_3_NAME}}</w:t>
       </w:r>
     </w:p>
@@ -184,7 +255,7 @@
 </file>
 
 <file path=word/numbering.xml><?xml version="1.0" encoding="utf-8"?>
-<w:numbering xmlns:wpc="http://schemas.microsoft.com/office/word/2010/wordprocessingCanvas" xmlns:cx="http://schemas.microsoft.com/office/drawing/2014/chartex" xmlns:cx1="http://schemas.microsoft.com/office/drawing/2015/9/8/chartex" xmlns:cx2="http://schemas.microsoft.com/office/drawing/2015/10/21/chartex" xmlns:cx3="http://schemas.microsoft.com/office/drawing/2016/5/9/chartex" xmlns:cx4="http://schemas.microsoft.com/office/drawing/2016/5/10/chartex" xmlns:cx5="http://schemas.microsoft.com/office/drawing/2016/5/11/chartex" xmlns:cx6="http://schemas.microsoft.com/office/drawing/2016/5/12/chartex" xmlns:cx7="http://schemas.microsoft.com/office/drawing/2016/5/13/chartex" xmlns:cx8="http://schemas.microsoft.com/office/drawing/2016/5/14/chartex" xmlns:mc="http://schemas.openxmlformats.org/markup-compatibility/2006" xmlns:aink="http://schemas.microsoft.com/office/drawing/2016/ink" xmlns:am3d="http://schemas.microsoft.com/office/drawing/2017/model3d" xmlns:o="urn:schemas-microsoft-com:office:office" xmlns:oel="http://schemas.microsoft.com/office/2019/extlst" xmlns:r="http://schemas.openxmlformats.org/officeDocument/2006/relationships" xmlns:m="http://schemas.openxmlformats.org/officeDocument/2006/math" xmlns:v="urn:schemas-microsoft-com:vml" xmlns:wp14="http://schemas.microsoft.com/office/word/2010/wordprocessingDrawing" xmlns:wp="http://schemas.openxmlformats.org/drawingml/2006/wordprocessingDrawing" xmlns:w10="urn:schemas-microsoft-com:office:word" xmlns:w="http://schemas.openxmlformats.org/wordprocessingml/2006/main" xmlns:w14="http://schemas.microsoft.com/office/word/2010/wordml" xmlns:w15="http://schemas.microsoft.com/office/word/2012/wordml" xmlns:w16cei="http://schemas.microsoft.com/office/word/2026/wordml/cei" xmlns:w16cex="http://schemas.microsoft.com/office/word/2018/wordml/cex" xmlns:w16cid="http://schemas.microsoft.com/office/word/2016/wordml/cid" xmlns:w16="http://schemas.microsoft.com/office/word/2018/wordml" xmlns:w16du="http://schemas.microsoft.com/office/word/2023/wordml/word16du" xmlns:w16sdtdh="http://schemas.microsoft.com/office/word/2020/wordml/sdtdatahash" xmlns:w16sdtfl="http://schemas.microsoft.com/office/word/2024/wordml/sdtformatlock" xmlns:w16se="http://schemas.microsoft.com/office/word/2015/wordml/symex" xmlns:wpg="http://schemas.microsoft.com/office/word/2010/wordprocessingGroup" xmlns:wpi="http://schemas.microsoft.com/office/word/2010/wordprocessingInk" xmlns:wne="http://schemas.microsoft.com/office/word/2006/wordml" xmlns:wps="http://schemas.microsoft.com/office/word/2010/wordprocessingShape" mc:Ignorable="w14 w15 w16se w16cid w16 w16cex w16sdtdh w16sdtfl w16du wp14">
+<w:numbering xmlns:wpc="http://schemas.microsoft.com/office/word/2010/wordprocessingCanvas" xmlns:cx="http://schemas.microsoft.com/office/drawing/2014/chartex" xmlns:cx1="http://schemas.microsoft.com/office/drawing/2015/9/8/chartex" xmlns:cx2="http://schemas.microsoft.com/office/drawing/2015/10/21/chartex" xmlns:cx3="http://schemas.microsoft.com/office/drawing/2016/5/9/chartex" xmlns:cx4="http://schemas.microsoft.com/office/drawing/2016/5/10/chartex" xmlns:cx5="http://schemas.microsoft.com/office/drawing/2016/5/11/chartex" xmlns:cx6="http://schemas.microsoft.com/office/drawing/2016/5/12/chartex" xmlns:cx7="http://schemas.microsoft.com/office/drawing/2016/5/13/chartex" xmlns:cx8="http://schemas.microsoft.com/office/drawing/2016/5/14/chartex" xmlns:mc="http://schemas.openxmlformats.org/markup-compatibility/2006" xmlns:aink="http://schemas.microsoft.com/office/drawing/2016/ink" xmlns:am3d="http://schemas.microsoft.com/office/drawing/2017/model3d" xmlns:o="urn:schemas-microsoft-com:office:office" xmlns:oel="http://schemas.microsoft.com/office/2019/extlst" xmlns:r="http://schemas.openxmlformats.org/officeDocument/2006/relationships" xmlns:m="http://schemas.openxmlformats.org/officeDocument/2006/math" xmlns:v="urn:schemas-microsoft-com:vml" xmlns:wp14="http://schemas.microsoft.com/office/word/2010/wordprocessingDrawing" xmlns:wp="http://schemas.openxmlformats.org/drawingml/2006/wordprocessingDrawing" xmlns:w10="urn:schemas-microsoft-com:office:word" xmlns:w="http://schemas.openxmlformats.org/wordprocessingml/2006/main" xmlns:w14="http://schemas.microsoft.com/office/word/2010/wordml" xmlns:w15="http://schemas.microsoft.com/office/word/2012/wordml" xmlns:w16cex="http://schemas.microsoft.com/office/word/2018/wordml/cex" xmlns:w16cid="http://schemas.microsoft.com/office/word/2016/wordml/cid" xmlns:w16="http://schemas.microsoft.com/office/word/2018/wordml" xmlns:w16du="http://schemas.microsoft.com/office/word/2023/wordml/word16du" xmlns:w16sdtdh="http://schemas.microsoft.com/office/word/2020/wordml/sdtdatahash" xmlns:w16sdtfl="http://schemas.microsoft.com/office/word/2024/wordml/sdtformatlock" xmlns:w16se="http://schemas.microsoft.com/office/word/2015/wordml/symex" xmlns:wpg="http://schemas.microsoft.com/office/word/2010/wordprocessingGroup" xmlns:wpi="http://schemas.microsoft.com/office/word/2010/wordprocessingInk" xmlns:wne="http://schemas.microsoft.com/office/word/2006/wordml" xmlns:wps="http://schemas.microsoft.com/office/word/2010/wordprocessingShape" mc:Ignorable="w14 w15 w16se w16cid w16 w16cex w16sdtdh w16sdtfl w16du wp14">
   <w:abstractNum w:abstractNumId="0" w15:restartNumberingAfterBreak="0">
     <w:nsid w:val="05397B09"/>
     <w:multiLevelType w:val="multilevel"/>
